--- a/src/Apps/CZ/CompensationLocalization/app/Src/Reports/PostedCompensationEmail.docx
+++ b/src/Apps/CZ/CompensationLocalization/app/Src/Reports/PostedCompensationEmail.docx
@@ -1688,269 +1688,178 @@
 </a:theme>
 </file>
 
-<file path=customXml/item1.xml>��< ? x m l   v e r s i o n = " 1 . 0 "   e n c o d i n g = " u t f - 1 6 " ? > - 
- < N a v W o r d R e p o r t X m l P a r t   x m l n s = " u r n : m i c r o s o f t - d y n a m i c s - n a v / r e p o r t s / P o s t e d _ C o m p e n s a t i o n _ C Z C / 3 1 2 7 1 / " > - 
-     < B C R e p o r t I n f o r m a t i o n > - 
-         < R e p o r t M e t a d a t a > - 
-             < E x t e n s i o n I d > E x t e n s i o n   I D < / E x t e n s i o n I d > - 
-             < E x t e n s i o n N a m e > E x t e n s i o n   N a m e < / E x t e n s i o n N a m e > - 
-             < E x t e n s i o n P u b l i s h e r > E x t e n s i o n   P u b l i s h e r < / E x t e n s i o n P u b l i s h e r > - 
-             < E x t e n s i o n V e r s i o n > E x t e n s i o n   V e r s i o n < / E x t e n s i o n V e r s i o n > - 
-             < R e p o r t I d > R e p o r t   I D < / R e p o r t I d > - 
-             < R e p o r t N a m e > R e p o r t   N a m e < / R e p o r t N a m e > - 
-             < A b o u t T h i s R e p o r t T i t l e > A b o u t   T h i s   R e p o r t   T i t l e < / A b o u t T h i s R e p o r t T i t l e > - 
-             < A b o u t T h i s R e p o r t T e x t > A b o u t   T h i s   R e p o r t   T e x t < / A b o u t T h i s R e p o r t T e x t > - 
-             < R e p o r t H e l p L i n k > R e p o r t   H e l p   L i n k < / R e p o r t H e l p L i n k > - 
-         < / R e p o r t M e t a d a t a > - 
-         < R e p o r t R e q u e s t > - 
-             < T e n a n t E n t r a I d > T e n a n t   E n t r a   I d < / T e n a n t E n t r a I d > - 
-             < E n v i r o n m e n t N a m e > E n v i r o n m e n t   N a m e < / E n v i r o n m e n t N a m e > - 
-             < E n v i r o n m e n t T y p e > E n v i r o n m e n t   T y p e < / E n v i r o n m e n t T y p e > - 
-             < C o m p a n y N a m e > C o m p a n y   N a m e < / C o m p a n y N a m e > - 
-             < C o m p a n y D i s p l a y N a m e > C o m p a n y   D i s p l a y   N a m e < / C o m p a n y D i s p l a y N a m e > - 
-             < C o m p a n y I d > C o m p a n y   I D < / C o m p a n y I d > - 
-             < U s e r N a m e > U s e r   N a m e < / U s e r N a m e > - 
-             < D a t e A n d T i m e > D a t e   a n d   T i m e < / D a t e A n d T i m e > - 
-             < L a n g u a g e > L a n g u a g e < / L a n g u a g e > - 
-             < F o r m a t R e g i o n > F o r m a t   R e g i o n < / F o r m a t R e g i o n > - 
-             < D a t e T i m e V a l u e s > - 
-                 < Y e a r > Y e a r < / Y e a r > - 
-                 < M o n t h N u m b e r > M o n t h   N u m b e r < / M o n t h N u m b e r > - 
-                 < D a y N u m b e r > D a y   N u m b e r < / D a y N u m b e r > - 
-                 < H o u r > H o u r < / H o u r > - 
-                 < M i n u t e > M i n u t e < / M i n u t e > - 
-             < / D a t e T i m e V a l u e s > - 
-         < / R e p o r t R e q u e s t > - 
-     < / B C R e p o r t I n f o r m a t i o n > - 
-     < L a b e l s > - 
-         < D o t s L b l > D o t s L b l < / D o t s L b l > - 
-     < / L a b e l s > - 
-     < P o s t e d C o m p e n s a t i o n H e a d e r C Z C > - 
-         < C o m p e n s a t i o n H e a d e r _ N o > C o m p e n s a t i o n H e a d e r _ N o < / C o m p e n s a t i o n H e a d e r _ N o > - 
-         < C o p y L o o p > - 
-             < P a g e L o o p > - 
-                 < B a n k C o n n e c t i o n L b l > B a n k C o n n e c t i o n L b l < / B a n k C o n n e c t i o n L b l > - 
-                 < B o d y L b l > B o d y L b l < / B o d y L b l > - 
-                 < B u s i n e s s N a m e L b l > B u s i n e s s N a m e L b l < / B u s i n e s s N a m e L b l > - 
-                 < C l o s i n g L b l > C l o s i n g L b l < / C l o s i n g L b l > - 
-                 < C o m p a n y A d d r 1 > C o m p a n y A d d r 1 < / C o m p a n y A d d r 1 > - 
-                 < C o m p a n y A d d r 2 > C o m p a n y A d d r 2 < / C o m p a n y A d d r 2 > - 
-                 < C o m p a n y A d d r 3 > C o m p a n y A d d r 3 < / C o m p a n y A d d r 3 > - 
-                 < C o m p a n y A d d r 4 > C o m p a n y A d d r 4 < / C o m p a n y A d d r 4 > - 
-                 < C o m p a n y A d d r 5 > C o m p a n y A d d r 5 < / C o m p a n y A d d r 5 > - 
-                 < C o m p a n y A d d r 6 > C o m p a n y A d d r 6 < / C o m p a n y A d d r 6 > - 
-                 < C o m p a n y I n f o _ A d d r e s s _ P o s t C o d e _ C i t y > C o m p a n y I n f o _ A d d r e s s _ P o s t C o d e _ C i t y < / C o m p a n y I n f o _ A d d r e s s _ P o s t C o d e _ C i t y > - 
-                 < C o m p a n y I n f o _ B a n k A c c o u n t N o > C o m p a n y I n f o _ B a n k A c c o u n t N o < / C o m p a n y I n f o _ B a n k A c c o u n t N o > - 
-                 < C o m p a n y I n f o _ N a m e > C o m p a n y I n f o _ N a m e < / C o m p a n y I n f o _ N a m e > - 
-                 < C o m p a n y I n f o _ R e g i s t r a t i o n N o > C o m p a n y I n f o _ R e g i s t r a t i o n N o < / C o m p a n y I n f o _ R e g i s t r a t i o n N o > - 
-                 < C o m p e n s a t i o n A m o u n t L b l > C o m p e n s a t i o n A m o u n t L b l < / C o m p e n s a t i o n A m o u n t L b l > - 
-                 < C o m p e n s a t i o n H e a d e r _ A d d r e s s > C o m p e n s a t i o n H e a d e r _ A d d r e s s < / C o m p e n s a t i o n H e a d e r _ A d d r e s s > - 
-                 < C o m p e n s a t i o n H e a d e r _ A g r e e m e n t N o > C o m p e n s a t i o n H e a d e r _ A g r e e m e n t N o < / C o m p e n s a t i o n H e a d e r _ A g r e e m e n t N o > - 
-                 < C o m p e n s a t i o n H e a d e r _ N a m e > C o m p e n s a t i o n H e a d e r _ N a m e < / C o m p e n s a t i o n H e a d e r _ N a m e > - 
-                 < C o m p e n s a t i o n H e a d e r _ P o s t i n g D a t e > C o m p e n s a t i o n H e a d e r _ P o s t i n g D a t e < / C o m p e n s a t i o n H e a d e r _ P o s t i n g D a t e > - 
-                 < C o m p e n s a t i o n H e a d e r _ R e g i s t r a t i o n N o > C o m p e n s a t i o n H e a d e r _ R e g i s t r a t i o n N o < / C o m p e n s a t i o n H e a d e r _ R e g i s t r a t i o n N o > - 
-                 < C u r r e n c y C o d e L b l > C u r r e n c y C o d e L b l < / C u r r e n c y C o d e L b l > - 
-                 < D o c u m e n t L b l > D o c u m e n t L b l < / D o c u m e n t L b l > - 
-                 < D o c u m e n t N o L b l > D o c u m e n t N o L b l < / D o c u m e n t N o L b l > - 
-                 < D o c u m e n t T y p e L b l > D o c u m e n t T y p e L b l < / D o c u m e n t T y p e L b l > - 
-                 < D u e D a t e L b l > D u e D a t e L b l < / D u e D a t e L b l > - 
-                 < E n t e r I n t o F o r c e L b l > E n t e r I n t o F o r c e L b l < / E n t e r I n t o F o r c e L b l > - 
-                 < F o r L b l > F o r L b l < / F o r L b l > - 
-                 < G r e e t i n g L b l > G r e e t i n g L b l < / G r e e t i n g L b l > - 
-                 < I n A n d D a t e L b l > I n A n d D a t e L b l < / I n A n d D a t e L b l > - 
-                 < L e d g e r E n t r y O r i g i n a l A m o u n t L b l > L e d g e r E n t r y O r i g i n a l A m o u n t L b l < / L e d g e r E n t r y O r i g i n a l A m o u n t L b l > - 
-                 < L e d g e r E n t r y R e m a i n i n g A m o u n t L b l > L e d g e r E n t r y R e m a i n i n g A m o u n t L b l < / L e d g e r E n t r y R e m a i n i n g A m o u n t L b l > - 
-                 < M a k e D a t e L b l > M a k e D a t e L b l < / M a k e D a t e L b l > - 
-                 < N a m e A n d S i g n a t u r e L b l > N a m e A n d S i g n a t u r e L b l < / N a m e A n d S i g n a t u r e L b l > - 
-                 < P a g e L o o p _ N u m b e r > P a g e L o o p _ N u m b e r < / P a g e L o o p _ N u m b e r > - 
-                 < P a g e L o o p _ O u t p u t C o u n t e r > P a g e L o o p _ O u t p u t C o u n t e r < / P a g e L o o p _ O u t p u t C o u n t e r > - 
-                 < P a r a g r a p h L b l > P a r a g r a p h L b l < / P a r a g r a p h L b l > - 
-                 < P o s t i n g D a t e L b l > P o s t i n g D a t e L b l < / P o s t i n g D a t e L b l > - 
-                 < R e g i s t r a t i o n N o L b l > R e g i s t r a t i o n N o L b l < / R e g i s t r a t i o n N o L b l > - 
-                 < R e m a i n i n g A m o u n t L b l > R e m a i n i n g A m o u n t L b l < / R e m a i n i n g A m o u n t L b l > - 
-                 < R e s i d e n c e L b l > R e s i d e n c e L b l < / R e s i d e n c e L b l > - 
-                 < S e n d B a c k L b l > S e n d B a c k L b l < / S e n d B a c k L b l > - 
-                 < V a r i a b l e S y m b o l L b l > V a r i a b l e S y m b o l L b l < / V a r i a b l e S y m b o l L b l > - 
-                 < S a l e s p e r s o n _ P u r c h a s e r > - 
-                     < N a m e _ S a l e s p e r s o n P u r c h a s e r > N a m e _ S a l e s p e r s o n P u r c h a s e r < / N a m e _ S a l e s p e r s o n P u r c h a s e r > - 
-                 < / S a l e s p e r s o n _ P u r c h a s e r > - 
-                 < C u s t o m e r P o s t e d C o m p e n s a t i o n L i n e C Z C > - 
-                     < C u s t o m e r C o m p e n s a t i o n L i n e _ A m o u n t > C u s t o m e r C o m p e n s a t i o n L i n e _ A m o u n t < / C u s t o m e r C o m p e n s a t i o n L i n e _ A m o u n t > - 
-                     < C u s t o m e r C o m p e n s a t i o n L i n e _ C u r r e n c y C o d e > C u s t o m e r C o m p e n s a t i o n L i n e _ C u r r e n c y C o d e < / C u s t o m e r C o m p e n s a t i o n L i n e _ C u r r e n c y C o d e > - 
-                     < C u s t o m e r C o m p e n s a t i o n L i n e _ D o c u m e n t N o > C u s t o m e r C o m p e n s a t i o n L i n e _ D o c u m e n t N o < / C u s t o m e r C o m p e n s a t i o n L i n e _ D o c u m e n t N o > - 
-                     < C u s t o m e r C o m p e n s a t i o n L i n e _ D o c u m e n t T y p e > C u s t o m e r C o m p e n s a t i o n L i n e _ D o c u m e n t T y p e < / C u s t o m e r C o m p e n s a t i o n L i n e _ D o c u m e n t T y p e > - 
-                     < C u s t o m e r C o m p e n s a t i o n L i n e _ D u e D a t e > C u s t o m e r C o m p e n s a t i o n L i n e _ D u e D a t e < / C u s t o m e r C o m p e n s a t i o n L i n e _ D u e D a t e > - 
-                     < C u s t o m e r C o m p e n s a t i o n L i n e _ L E O r i g i n a l A m o u n t > C u s t o m e r C o m p e n s a t i o n L i n e _ L E O r i g i n a l A m o u n t < / C u s t o m e r C o m p e n s a t i o n L i n e _ L E O r i g i n a l A m o u n t > - 
-                     < C u s t o m e r C o m p e n s a t i o n L i n e _ L E R e m a i n i n g A m o u n t > C u s t o m e r C o m p e n s a t i o n L i n e _ L E R e m a i n i n g A m o u n t < / C u s t o m e r C o m p e n s a t i o n L i n e _ L E R e m a i n i n g A m o u n t > - 
-                     < C u s t o m e r C o m p e n s a t i o n L i n e _ L i n e N o > C u s t o m e r C o m p e n s a t i o n L i n e _ L i n e N o < / C u s t o m e r C o m p e n s a t i o n L i n e _ L i n e N o > - 
-                     < C u s t o m e r C o m p e n s a t i o n L i n e _ N a m e > C u s t o m e r C o m p e n s a t i o n L i n e _ N a m e < / C u s t o m e r C o m p e n s a t i o n L i n e _ N a m e > - 
-                     < C u s t o m e r C o m p e n s a t i o n L i n e _ P o s t i n g D a t e > C u s t o m e r C o m p e n s a t i o n L i n e _ P o s t i n g D a t e < / C u s t o m e r C o m p e n s a t i o n L i n e _ P o s t i n g D a t e > - 
-                     < C u s t o m e r C o m p e n s a t i o n L i n e _ R e m a i n i n g A m o u n t > C u s t o m e r C o m p e n s a t i o n L i n e _ R e m a i n i n g A m o u n t < / C u s t o m e r C o m p e n s a t i o n L i n e _ R e m a i n i n g A m o u n t > - 
-                     < C u s t o m e r C o m p e n s a t i o n L i n e _ V a r i a b l e S y m b o l > C u s t o m e r C o m p e n s a t i o n L i n e _ V a r i a b l e S y m b o l < / C u s t o m e r C o m p e n s a t i o n L i n e _ V a r i a b l e S y m b o l > - 
-                 < / C u s t o m e r P o s t e d C o m p e n s a t i o n L i n e C Z C > - 
-                 < V e n d o r P o s t e d C o m p e n s a t i o n L i n e C Z C > - 
-                     < V e n d o r C o m p e n s a t i o n L i n e _ A m o u n t > V e n d o r C o m p e n s a t i o n L i n e _ A m o u n t < / V e n d o r C o m p e n s a t i o n L i n e _ A m o u n t > - 
-                     < V e n d o r C o m p e n s a t i o n L i n e _ C u r r e n c y C o d e > V e n d o r C o m p e n s a t i o n L i n e _ C u r r e n c y C o d e < / V e n d o r C o m p e n s a t i o n L i n e _ C u r r e n c y C o d e > - 
-                     < V e n d o r C o m p e n s a t i o n L i n e _ D o c u m e n t N o > V e n d o r C o m p e n s a t i o n L i n e _ D o c u m e n t N o < / V e n d o r C o m p e n s a t i o n L i n e _ D o c u m e n t N o > - 
-                     < V e n d o r C o m p e n s a t i o n L i n e _ D o c u m e n t T y p e > V e n d o r C o m p e n s a t i o n L i n e _ D o c u m e n t T y p e < / V e n d o r C o m p e n s a t i o n L i n e _ D o c u m e n t T y p e > - 
-                     < V e n d o r C o m p e n s a t i o n L i n e _ D u e D a t e > V e n d o r C o m p e n s a t i o n L i n e _ D u e D a t e < / V e n d o r C o m p e n s a t i o n L i n e _ D u e D a t e > - 
-                     < V e n d o r C o m p e n s a t i o n L i n e _ L E O r i g i n a l A m o u n t > V e n d o r C o m p e n s a t i o n L i n e _ L E O r i g i n a l A m o u n t < / V e n d o r C o m p e n s a t i o n L i n e _ L E O r i g i n a l A m o u n t > - 
-                     < V e n d o r C o m p e n s a t i o n L i n e _ L E R e m a i n i n g A m o u n t > V e n d o r C o m p e n s a t i o n L i n e _ L E R e m a i n i n g A m o u n t < / V e n d o r C o m p e n s a t i o n L i n e _ L E R e m a i n i n g A m o u n t > - 
-                     < V e n d o r C o m p e n s a t i o n L i n e _ L i n e N o > V e n d o r C o m p e n s a t i o n L i n e _ L i n e N o < / V e n d o r C o m p e n s a t i o n L i n e _ L i n e N o > - 
-                     < V e n d o r C o m p e n s a t i o n L i n e _ N a m e > V e n d o r C o m p e n s a t i o n L i n e _ N a m e < / V e n d o r C o m p e n s a t i o n L i n e _ N a m e > - 
-                     < V e n d o r C o m p e n s a t i o n L i n e _ P o s t i n g D a t e > V e n d o r C o m p e n s a t i o n L i n e _ P o s t i n g D a t e < / V e n d o r C o m p e n s a t i o n L i n e _ P o s t i n g D a t e > - 
-                     < V e n d o r C o m p e n s a t i o n L i n e _ R e m a i n i n g A m o u n t > V e n d o r C o m p e n s a t i o n L i n e _ R e m a i n i n g A m o u n t < / V e n d o r C o m p e n s a t i o n L i n e _ R e m a i n i n g A m o u n t > - 
-                     < V e n d o r C o m p e n s a t i o n L i n e _ V a r i a b l e S y m b o l > V e n d o r C o m p e n s a t i o n L i n e _ V a r i a b l e S y m b o l < / V e n d o r C o m p e n s a t i o n L i n e _ V a r i a b l e S y m b o l > - 
-                 < / V e n d o r P o s t e d C o m p e n s a t i o n L i n e C Z C > - 
-                 < C u s t o m e r I n t e g e r > - 
-                     < C u s t o m e r I n t e g e r _ N a m e > C u s t o m e r I n t e g e r _ N a m e < / C u s t o m e r I n t e g e r _ N a m e > - 
-                     < C u s t o m e r I n t e g e r _ N u m b e r > C u s t o m e r I n t e g e r _ N u m b e r < / C u s t o m e r I n t e g e r _ N u m b e r > - 
-                     < C u s t o m e r I n t e g e r _ V a r i a b l e S y m b o l > C u s t o m e r I n t e g e r _ V a r i a b l e S y m b o l < / C u s t o m e r I n t e g e r _ V a r i a b l e S y m b o l > - 
-                 < / C u s t o m e r I n t e g e r > - 
-                 < V e n d o r I n t e g e r > - 
-                     < V e n d o r I n t e g e r _ N a m e > V e n d o r I n t e g e r _ N a m e < / V e n d o r I n t e g e r _ N a m e > - 
-                     < V e n d o r I n t e g e r _ N u m b e r > V e n d o r I n t e g e r _ N u m b e r < / V e n d o r I n t e g e r _ N u m b e r > - 
-                     < V e n d o r I n t e g e r _ V a r i a b l e S y m b o l > V e n d o r I n t e g e r _ V a r i a b l e S y m b o l < / V e n d o r I n t e g e r _ V a r i a b l e S y m b o l > - 
-                 < / V e n d o r I n t e g e r > - 
-                 < S u m m a r y > - 
-                     < S u m m a r y _ N u m b e r > S u m m a r y _ N u m b e r < / S u m m a r y _ N u m b e r > - 
-                     < W O R K D A T E > W O R K D A T E < / W O R K D A T E > - 
-                 < / S u m m a r y > - 
-             < / P a g e L o o p > - 
-         < / C o p y L o o p > - 
-     < / P o s t e d C o m p e n s a t i o n H e a d e r C Z C > - 
- < / N a v W o r d R e p o r t X m l P a r t > 
+<file path=customXml/item1.xml><?xml version="1.0" encoding="utf-8"?>
+<NavWordReportXmlPart xmlns="urn:microsoft-dynamics-nav/reports/Posted_Compensation_CZC/31271/">
+  <BCReportInformation>
+    <ReportMetadata>
+      <ExtensionId>Extension ID</ExtensionId>
+      <ExtensionName>Extension Name</ExtensionName>
+      <ExtensionPublisher>Extension Publisher</ExtensionPublisher>
+      <ExtensionVersion>Extension Version</ExtensionVersion>
+      <ReportId>Report ID</ReportId>
+      <ReportName>Report Name</ReportName>
+      <AboutThisReportTitle>About This Report Title</AboutThisReportTitle>
+      <AboutThisReportText>About This Report Text</AboutThisReportText>
+      <ReportHelpLink>Report Help Link</ReportHelpLink>
+      <ReportCaption>Report Caption</ReportCaption>
+    </ReportMetadata>
+    <ReportRequest>
+      <TenantEntraId>Tenant Entra Id</TenantEntraId>
+      <EnvironmentName>Environment Name</EnvironmentName>
+      <EnvironmentType>Environment Type</EnvironmentType>
+      <CompanyName>Company Name</CompanyName>
+      <CompanyDisplayName>Company Display Name</CompanyDisplayName>
+      <CompanyId>Company ID</CompanyId>
+      <UserName>User Name</UserName>
+      <DateAndTime>Date and Time</DateAndTime>
+      <Language>Language</Language>
+      <FormatRegion>Format Region</FormatRegion>
+      <DateTimeValues>
+        <Year>Year</Year>
+        <MonthNumber>Month Number</MonthNumber>
+        <DayNumber>Day Number</DayNumber>
+        <Hour>Hour</Hour>
+        <Minute>Minute</Minute>
+      </DateTimeValues>
+    </ReportRequest>
+    <CompanyMetadata>
+      <CompanyName>Company Name</CompanyName>
+      <CompanyDisplayName>Company Display Name</CompanyDisplayName>
+      <CompanyAddressLines>
+        <CompanyAddressLine1>Company Address Line 1</CompanyAddressLine1>
+        <CompanyAddressLine2>Company Address Line 2</CompanyAddressLine2>
+        <CompanyAddressLine3>Company Address Line 3</CompanyAddressLine3>
+        <CompanyAddressLine4>Company Address Line 4</CompanyAddressLine4>
+        <CompanyAddressLine5>Company Address Line 5</CompanyAddressLine5>
+        <CompanyAddressLine6>Company Address Line 6</CompanyAddressLine6>
+        <CompanyAddressLine7>Company Address Line 7</CompanyAddressLine7>
+        <CompanyAddressLine8>Company Address Line 8</CompanyAddressLine8>
+      </CompanyAddressLines>
+      <CompanyPhone>Company Phone</CompanyPhone>
+      <CompanyPhoneCaption>Company Phone Caption</CompanyPhoneCaption>
+      <CompanyFaxNo>Company Fax No.</CompanyFaxNo>
+      <CompanyFaxNoCaption>Company Fax No. Caption</CompanyFaxNoCaption>
+      <CompanyEmail>Company Email</CompanyEmail>
+      <CompanyEmailCaption>Company Email Caption</CompanyEmailCaption>
+      <CompanyHomePage>Company Home Page</CompanyHomePage>
+      <CompanyHomePageCaption>Company Home Page Caption</CompanyHomePageCaption>
+      <CompanyLogo>Company Logo</CompanyLogo>
+      <CompanyVATRegistrationNo>Company VAT Registration No.</CompanyVATRegistrationNo>
+      <CompanyVATRegistrationNoCaption>Company VAT Registration No. Caption</CompanyVATRegistrationNoCaption>
+      <CompanyRegistrationNo>Company Registration No.</CompanyRegistrationNo>
+      <CompanyRegistrationNoCaption>Company Registration No. Caption</CompanyRegistrationNoCaption>
+      <CompanyBankName>Company Bank Name</CompanyBankName>
+      <CompanyBankNameCaption>Company Bank Name Caption</CompanyBankNameCaption>
+      <CompanyBankAccountNo>Company Bank Account No.</CompanyBankAccountNo>
+      <CompanyBankAccountNoCaption>Company Bank Account No. Caption</CompanyBankAccountNoCaption>
+      <CompanyBankBranchNo>Company Bank Branch No.</CompanyBankBranchNo>
+      <CompanyBankBranchNoCaption>Company Bank Branch No. Caption</CompanyBankBranchNoCaption>
+      <CompanyIBAN>Company IBAN</CompanyIBAN>
+      <CompanyIBANCaption>Company IBAN Caption</CompanyIBANCaption>
+      <CompanyBankSWIFT>Company Bank SWIFT</CompanyBankSWIFT>
+      <CompanyBankSWIFTCaption>Company Bank SWIFT Caption</CompanyBankSWIFTCaption>
+      <CompanyGiroNo>Company Giro No.</CompanyGiroNo>
+      <CompanyGiroNoCaption>Company Giro No. Caption</CompanyGiroNoCaption>
+    </CompanyMetadata>
+  </BCReportInformation>
+  <Labels>
+    <DotsLbl>DotsLbl</DotsLbl>
+  </Labels>
+  <PostedCompensationHeaderCZC>
+    <CompensationHeader_No>CompensationHeader_No</CompensationHeader_No>
+    <CopyLoop>
+      <PageLoop>
+        <BankConnectionLbl>BankConnectionLbl</BankConnectionLbl>
+        <BodyLbl>BodyLbl</BodyLbl>
+        <BusinessNameLbl>BusinessNameLbl</BusinessNameLbl>
+        <ClosingLbl>ClosingLbl</ClosingLbl>
+        <CompanyAddr1>CompanyAddr1</CompanyAddr1>
+        <CompanyAddr2>CompanyAddr2</CompanyAddr2>
+        <CompanyAddr3>CompanyAddr3</CompanyAddr3>
+        <CompanyAddr4>CompanyAddr4</CompanyAddr4>
+        <CompanyAddr5>CompanyAddr5</CompanyAddr5>
+        <CompanyAddr6>CompanyAddr6</CompanyAddr6>
+        <CompanyInfo_Address_PostCode_City>CompanyInfo_Address_PostCode_City</CompanyInfo_Address_PostCode_City>
+        <CompanyInfo_BankAccountNo>CompanyInfo_BankAccountNo</CompanyInfo_BankAccountNo>
+        <CompanyInfo_Name>CompanyInfo_Name</CompanyInfo_Name>
+        <CompanyInfo_RegistrationNo>CompanyInfo_RegistrationNo</CompanyInfo_RegistrationNo>
+        <CompensationAmountLbl>CompensationAmountLbl</CompensationAmountLbl>
+        <CompensationHeader_Address>CompensationHeader_Address</CompensationHeader_Address>
+        <CompensationHeader_AgreementNo>CompensationHeader_AgreementNo</CompensationHeader_AgreementNo>
+        <CompensationHeader_Name>CompensationHeader_Name</CompensationHeader_Name>
+        <CompensationHeader_PostingDate>CompensationHeader_PostingDate</CompensationHeader_PostingDate>
+        <CompensationHeader_RegistrationNo>CompensationHeader_RegistrationNo</CompensationHeader_RegistrationNo>
+        <CurrencyCodeLbl>CurrencyCodeLbl</CurrencyCodeLbl>
+        <DocumentLbl>DocumentLbl</DocumentLbl>
+        <DocumentNoLbl>DocumentNoLbl</DocumentNoLbl>
+        <DocumentTypeLbl>DocumentTypeLbl</DocumentTypeLbl>
+        <DueDateLbl>DueDateLbl</DueDateLbl>
+        <EnterIntoForceLbl>EnterIntoForceLbl</EnterIntoForceLbl>
+        <ForLbl>ForLbl</ForLbl>
+        <GreetingLbl>GreetingLbl</GreetingLbl>
+        <InAndDateLbl>InAndDateLbl</InAndDateLbl>
+        <LedgerEntryOriginalAmountLbl>LedgerEntryOriginalAmountLbl</LedgerEntryOriginalAmountLbl>
+        <LedgerEntryRemainingAmountLbl>LedgerEntryRemainingAmountLbl</LedgerEntryRemainingAmountLbl>
+        <MakeDateLbl>MakeDateLbl</MakeDateLbl>
+        <NameAndSignatureLbl>NameAndSignatureLbl</NameAndSignatureLbl>
+        <PageLoop_Number>PageLoop_Number</PageLoop_Number>
+        <PageLoop_OutputCounter>PageLoop_OutputCounter</PageLoop_OutputCounter>
+        <ParagraphLbl>ParagraphLbl</ParagraphLbl>
+        <PostingDateLbl>PostingDateLbl</PostingDateLbl>
+        <RegistrationNoLbl>RegistrationNoLbl</RegistrationNoLbl>
+        <RemainingAmountLbl>RemainingAmountLbl</RemainingAmountLbl>
+        <ResidenceLbl>ResidenceLbl</ResidenceLbl>
+        <SendBackLbl>SendBackLbl</SendBackLbl>
+        <VariableSymbolLbl>VariableSymbolLbl</VariableSymbolLbl>
+        <Salesperson_Purchaser>
+          <Name_SalespersonPurchaser>Name_SalespersonPurchaser</Name_SalespersonPurchaser>
+        </Salesperson_Purchaser>
+        <CustomerPostedCompensationLineCZC>
+          <CustomerCompensationLine_Amount>CustomerCompensationLine_Amount</CustomerCompensationLine_Amount>
+          <CustomerCompensationLine_CurrencyCode>CustomerCompensationLine_CurrencyCode</CustomerCompensationLine_CurrencyCode>
+          <CustomerCompensationLine_DocumentNo>CustomerCompensationLine_DocumentNo</CustomerCompensationLine_DocumentNo>
+          <CustomerCompensationLine_DocumentType>CustomerCompensationLine_DocumentType</CustomerCompensationLine_DocumentType>
+          <CustomerCompensationLine_DueDate>CustomerCompensationLine_DueDate</CustomerCompensationLine_DueDate>
+          <CustomerCompensationLine_LEOriginalAmount>CustomerCompensationLine_LEOriginalAmount</CustomerCompensationLine_LEOriginalAmount>
+          <CustomerCompensationLine_LERemainingAmount>CustomerCompensationLine_LERemainingAmount</CustomerCompensationLine_LERemainingAmount>
+          <CustomerCompensationLine_LineNo>CustomerCompensationLine_LineNo</CustomerCompensationLine_LineNo>
+          <CustomerCompensationLine_Name>CustomerCompensationLine_Name</CustomerCompensationLine_Name>
+          <CustomerCompensationLine_PostingDate>CustomerCompensationLine_PostingDate</CustomerCompensationLine_PostingDate>
+          <CustomerCompensationLine_RemainingAmount>CustomerCompensationLine_RemainingAmount</CustomerCompensationLine_RemainingAmount>
+          <CustomerCompensationLine_VariableSymbol>CustomerCompensationLine_VariableSymbol</CustomerCompensationLine_VariableSymbol>
+        </CustomerPostedCompensationLineCZC>
+        <VendorPostedCompensationLineCZC>
+          <VendorCompensationLine_Amount>VendorCompensationLine_Amount</VendorCompensationLine_Amount>
+          <VendorCompensationLine_CurrencyCode>VendorCompensationLine_CurrencyCode</VendorCompensationLine_CurrencyCode>
+          <VendorCompensationLine_DocumentNo>VendorCompensationLine_DocumentNo</VendorCompensationLine_DocumentNo>
+          <VendorCompensationLine_DocumentType>VendorCompensationLine_DocumentType</VendorCompensationLine_DocumentType>
+          <VendorCompensationLine_DueDate>VendorCompensationLine_DueDate</VendorCompensationLine_DueDate>
+          <VendorCompensationLine_LEOriginalAmount>VendorCompensationLine_LEOriginalAmount</VendorCompensationLine_LEOriginalAmount>
+          <VendorCompensationLine_LERemainingAmount>VendorCompensationLine_LERemainingAmount</VendorCompensationLine_LERemainingAmount>
+          <VendorCompensationLine_LineNo>VendorCompensationLine_LineNo</VendorCompensationLine_LineNo>
+          <VendorCompensationLine_Name>VendorCompensationLine_Name</VendorCompensationLine_Name>
+          <VendorCompensationLine_PostingDate>VendorCompensationLine_PostingDate</VendorCompensationLine_PostingDate>
+          <VendorCompensationLine_RemainingAmount>VendorCompensationLine_RemainingAmount</VendorCompensationLine_RemainingAmount>
+          <VendorCompensationLine_VariableSymbol>VendorCompensationLine_VariableSymbol</VendorCompensationLine_VariableSymbol>
+        </VendorPostedCompensationLineCZC>
+        <CustomerInteger>
+          <CustomerInteger_Name>CustomerInteger_Name</CustomerInteger_Name>
+          <CustomerInteger_Number>CustomerInteger_Number</CustomerInteger_Number>
+          <CustomerInteger_VariableSymbol>CustomerInteger_VariableSymbol</CustomerInteger_VariableSymbol>
+        </CustomerInteger>
+        <VendorInteger>
+          <VendorInteger_Name>VendorInteger_Name</VendorInteger_Name>
+          <VendorInteger_Number>VendorInteger_Number</VendorInteger_Number>
+          <VendorInteger_VariableSymbol>VendorInteger_VariableSymbol</VendorInteger_VariableSymbol>
+        </VendorInteger>
+        <Summary>
+          <Summary_Number>Summary_Number</Summary_Number>
+          <WORKDATE>WORKDATE</WORKDATE>
+        </Summary>
+      </PageLoop>
+    </CopyLoop>
+  </PostedCompensationHeaderCZC>
+</NavWordReportXmlPart>
 </file>
 
 <file path=customXml/item2.xml>��< ? x m l   v e r s i o n = " 1 . 0 "   e n c o d i n g = " u t f - 1 6 " ? > 